--- a/storage/templates/normalized-docx/BM-065/BM-065_normalized.docx
+++ b/storage/templates/normalized-docx/BM-065/BM-065_normalized.docx
@@ -816,7 +816,7 @@
           <w:spacing w:val="-2"/>
           <w:szCs w:val="28"/>
         </w:rPr>
-        <w:t>{{document.field}}</w:t>
+        <w:t>{{document.fullDocumentCode8}}}</w:t>
       </w:r>
     </w:p>
     <w:p>
@@ -894,7 +894,7 @@
           <w:spacing w:val="-2"/>
           <w:szCs w:val="28"/>
         </w:rPr>
-        <w:t>{{document.field}}</w:t>
+        <w:t>{{document.fullDocumentCode8}}}</w:t>
         <w:tab/>
       </w:r>
     </w:p>
@@ -924,7 +924,7 @@
           <w:spacing w:val="-2"/>
           <w:szCs w:val="28"/>
         </w:rPr>
-        <w:t>{{document.field}}</w:t>
+        <w:t>{{document.fullDocumentCode8}}}</w:t>
         <w:tab/>
       </w:r>
     </w:p>
@@ -954,7 +954,7 @@
           <w:spacing w:val="-2"/>
           <w:szCs w:val="28"/>
         </w:rPr>
-        <w:t>{{document.field}}</w:t>
+        <w:t>{{document.fullDocumentCode8}}}</w:t>
       </w:r>
       <w:r>
         <w:rPr>
@@ -1001,7 +1001,7 @@
           <w:spacing w:val="-2"/>
           <w:szCs w:val="28"/>
         </w:rPr>
-        <w:t>{{document.field}}</w:t>
+        <w:t>{{document.fullDocumentCode8}}}</w:t>
       </w:r>
     </w:p>
     <w:p>
@@ -1025,7 +1025,7 @@
           <w:spacing w:val="-2"/>
           <w:szCs w:val="28"/>
         </w:rPr>
-        <w:t>{{document.field}}</w:t>
+        <w:t>{{document.fullDocumentCode8}}}</w:t>
       </w:r>
       <w:r>
         <w:rPr>
@@ -1219,7 +1219,7 @@
           <w:spacing w:val="-2"/>
           <w:szCs w:val="28"/>
         </w:rPr>
-        <w:t>{{recipients.field}}</w:t>
+        <w:t>{{recipients.personLine3}}}</w:t>
         <w:tab/>
         <w:tab/>
       </w:r>
@@ -1249,7 +1249,7 @@
           <w:spacing w:val="-2"/>
           <w:szCs w:val="28"/>
         </w:rPr>
-        <w:t>{{recipients.field}}</w:t>
+        <w:t>{{recipients.personLine3}}}</w:t>
         <w:tab/>
         <w:tab/>
         <w:t xml:space="preserve"> </w:t>
@@ -1336,7 +1336,7 @@
           <w:spacing w:val="-2"/>
           <w:szCs w:val="28"/>
         </w:rPr>
-        <w:t xml:space="preserve">{{recipients.field}}</w:t>
+        <w:t xml:space="preserve">{{recipients.personLine3}}}</w:t>
         <w:tab/>
         <w:tab/>
       </w:r>
@@ -1541,7 +1541,7 @@
           <w:szCs w:val="28"/>
           <w:lang w:val="fr-FR"/>
         </w:rPr>
-        <w:t>{{document.field}}</w:t>
+        <w:t>{{document.fullDocumentCode8}}}</w:t>
       </w:r>
     </w:p>
     <w:p>
@@ -1587,7 +1587,7 @@
           <w:spacing w:val="-2"/>
           <w:szCs w:val="28"/>
         </w:rPr>
-        <w:t>{{document.field}}</w:t>
+        <w:t>{{document.fullDocumentCode8}}}</w:t>
       </w:r>
     </w:p>
     <w:p>

--- a/storage/templates/normalized-docx/BM-065/BM-065_normalized.docx
+++ b/storage/templates/normalized-docx/BM-065/BM-065_normalized.docx
@@ -816,7 +816,7 @@
           <w:spacing w:val="-2"/>
           <w:szCs w:val="28"/>
         </w:rPr>
-        <w:t>{{document.fullDocumentCode8}}}</w:t>
+        <w:t>{{document.fullDocumentCode8}}</w:t>
       </w:r>
     </w:p>
     <w:p>
@@ -894,7 +894,7 @@
           <w:spacing w:val="-2"/>
           <w:szCs w:val="28"/>
         </w:rPr>
-        <w:t>{{document.fullDocumentCode8}}}</w:t>
+        <w:t>{{document.fullDocumentCode8}}</w:t>
         <w:tab/>
       </w:r>
     </w:p>
@@ -924,7 +924,7 @@
           <w:spacing w:val="-2"/>
           <w:szCs w:val="28"/>
         </w:rPr>
-        <w:t>{{document.fullDocumentCode8}}}</w:t>
+        <w:t>{{document.fullDocumentCode8}}</w:t>
         <w:tab/>
       </w:r>
     </w:p>
@@ -954,7 +954,7 @@
           <w:spacing w:val="-2"/>
           <w:szCs w:val="28"/>
         </w:rPr>
-        <w:t>{{document.fullDocumentCode8}}}</w:t>
+        <w:t>{{document.fullDocumentCode8}}</w:t>
       </w:r>
       <w:r>
         <w:rPr>
@@ -1001,7 +1001,7 @@
           <w:spacing w:val="-2"/>
           <w:szCs w:val="28"/>
         </w:rPr>
-        <w:t>{{document.fullDocumentCode8}}}</w:t>
+        <w:t>{{document.fullDocumentCode8}}</w:t>
       </w:r>
     </w:p>
     <w:p>
@@ -1025,7 +1025,7 @@
           <w:spacing w:val="-2"/>
           <w:szCs w:val="28"/>
         </w:rPr>
-        <w:t>{{document.fullDocumentCode8}}}</w:t>
+        <w:t>{{document.fullDocumentCode8}}</w:t>
       </w:r>
       <w:r>
         <w:rPr>
@@ -1219,7 +1219,7 @@
           <w:spacing w:val="-2"/>
           <w:szCs w:val="28"/>
         </w:rPr>
-        <w:t>{{recipients.personLine3}}}</w:t>
+        <w:t>{{recipients.personLine3}}</w:t>
         <w:tab/>
         <w:tab/>
       </w:r>
@@ -1249,7 +1249,7 @@
           <w:spacing w:val="-2"/>
           <w:szCs w:val="28"/>
         </w:rPr>
-        <w:t>{{recipients.personLine3}}}</w:t>
+        <w:t>{{recipients.personLine3}}</w:t>
         <w:tab/>
         <w:tab/>
         <w:t xml:space="preserve"> </w:t>
@@ -1336,7 +1336,7 @@
           <w:spacing w:val="-2"/>
           <w:szCs w:val="28"/>
         </w:rPr>
-        <w:t xml:space="preserve">{{recipients.personLine3}}}</w:t>
+        <w:t xml:space="preserve">{{recipients.personLine3}}</w:t>
         <w:tab/>
         <w:tab/>
       </w:r>
@@ -1541,7 +1541,7 @@
           <w:szCs w:val="28"/>
           <w:lang w:val="fr-FR"/>
         </w:rPr>
-        <w:t>{{document.fullDocumentCode8}}}</w:t>
+        <w:t>{{document.fullDocumentCode8}}</w:t>
       </w:r>
     </w:p>
     <w:p>
@@ -1587,7 +1587,7 @@
           <w:spacing w:val="-2"/>
           <w:szCs w:val="28"/>
         </w:rPr>
-        <w:t>{{document.fullDocumentCode8}}}</w:t>
+        <w:t>{{document.fullDocumentCode8}}</w:t>
       </w:r>
     </w:p>
     <w:p>
